--- a/Files/08 - Prefaces/Zeidy/Preface - Zeidy.docx
+++ b/Files/08 - Prefaces/Zeidy/Preface - Zeidy.docx
@@ -690,7 +690,7 @@
           <w:rFonts w:ascii="Times New Roman" w:hAnsi="Times New Roman" w:cs="Times New Roman"/>
           <w:rtl/>
         </w:rPr>
-        <w:t>״</w:t>
+        <w:t>"</w:t>
       </w:r>
       <w:r>
         <w:rPr>
@@ -789,7 +789,7 @@
         <w:rPr>
           <w:rFonts w:ascii="Times New Roman" w:hAnsi="Times New Roman" w:cs="Times New Roman"/>
         </w:rPr>
-        <w:t xml:space="preserve">. His </w:t>
+        <w:t>. His</w:t>
       </w:r>
       <w:r>
         <w:rPr>
@@ -2083,6 +2083,238 @@
           <w:rtl/>
         </w:rPr>
         <w:t>אלימלך</w:t>
+      </w:r>
+    </w:p>
+    <w:p>
+      <w:pPr>
+        <w:jc w:val="both"/>
+        <w:rPr>
+          <w:rFonts w:ascii="Times New Roman" w:hAnsi="Times New Roman" w:cs="Times New Roman"/>
+        </w:rPr>
+      </w:pPr>
+      <w:r>
+        <w:rPr>
+          <w:rFonts w:ascii="Times New Roman" w:hAnsi="Times New Roman" w:cs="Times New Roman"/>
+        </w:rPr>
+        <w:lastRenderedPageBreak/>
+        <w:t>I would like to acknowledge permission graciously extended by the following writers to include selections of their work in this sefer:</w:t>
+      </w:r>
+    </w:p>
+    <w:p>
+      <w:pPr>
+        <w:rPr>
+          <w:rFonts w:ascii="Times New Roman" w:hAnsi="Times New Roman" w:cs="Times New Roman"/>
+        </w:rPr>
+      </w:pPr>
+      <w:r>
+        <w:rPr>
+          <w:rFonts w:ascii="Times New Roman" w:hAnsi="Times New Roman" w:cs="Times New Roman"/>
+        </w:rPr>
+        <w:t xml:space="preserve">Rabbi Dovid Hoffman </w:t>
+      </w:r>
+      <w:r>
+        <w:rPr>
+          <w:rFonts w:ascii="Times New Roman" w:hAnsi="Times New Roman" w:cs="Times New Roman"/>
+        </w:rPr>
+        <w:t>-</w:t>
+      </w:r>
+      <w:r>
+        <w:rPr>
+          <w:rFonts w:ascii="Times New Roman" w:hAnsi="Times New Roman" w:cs="Times New Roman"/>
+        </w:rPr>
+        <w:t xml:space="preserve"> Torah </w:t>
+      </w:r>
+      <w:proofErr w:type="spellStart"/>
+      <w:r>
+        <w:rPr>
+          <w:rFonts w:ascii="Times New Roman" w:hAnsi="Times New Roman" w:cs="Times New Roman"/>
+        </w:rPr>
+        <w:t>Tavlin</w:t>
+      </w:r>
+      <w:proofErr w:type="spellEnd"/>
+    </w:p>
+    <w:p>
+      <w:pPr>
+        <w:rPr>
+          <w:rFonts w:ascii="Times New Roman" w:hAnsi="Times New Roman" w:cs="Times New Roman"/>
+        </w:rPr>
+      </w:pPr>
+      <w:r>
+        <w:rPr>
+          <w:rFonts w:ascii="Times New Roman" w:hAnsi="Times New Roman" w:cs="Times New Roman"/>
+        </w:rPr>
+        <w:t xml:space="preserve">Rabbi Moshe </w:t>
+      </w:r>
+      <w:proofErr w:type="spellStart"/>
+      <w:r>
+        <w:rPr>
+          <w:rFonts w:ascii="Times New Roman" w:hAnsi="Times New Roman" w:cs="Times New Roman"/>
+        </w:rPr>
+        <w:t>Komornick</w:t>
+      </w:r>
+      <w:proofErr w:type="spellEnd"/>
+      <w:r>
+        <w:rPr>
+          <w:rFonts w:ascii="Times New Roman" w:hAnsi="Times New Roman" w:cs="Times New Roman"/>
+        </w:rPr>
+        <w:t xml:space="preserve"> </w:t>
+      </w:r>
+      <w:r>
+        <w:rPr>
+          <w:rFonts w:ascii="Times New Roman" w:hAnsi="Times New Roman" w:cs="Times New Roman"/>
+        </w:rPr>
+        <w:t>-</w:t>
+      </w:r>
+      <w:r>
+        <w:rPr>
+          <w:rFonts w:ascii="Times New Roman" w:hAnsi="Times New Roman" w:cs="Times New Roman"/>
+        </w:rPr>
+        <w:t xml:space="preserve"> A Short Vort</w:t>
+      </w:r>
+    </w:p>
+    <w:p>
+      <w:pPr>
+        <w:rPr>
+          <w:rFonts w:ascii="Times New Roman" w:hAnsi="Times New Roman" w:cs="Times New Roman"/>
+        </w:rPr>
+      </w:pPr>
+      <w:r>
+        <w:rPr>
+          <w:rFonts w:ascii="Times New Roman" w:hAnsi="Times New Roman" w:cs="Times New Roman"/>
+        </w:rPr>
+        <w:t xml:space="preserve">Rabbi Pesach </w:t>
+      </w:r>
+      <w:proofErr w:type="spellStart"/>
+      <w:r>
+        <w:rPr>
+          <w:rFonts w:ascii="Times New Roman" w:hAnsi="Times New Roman" w:cs="Times New Roman"/>
+        </w:rPr>
+        <w:t>Krohn</w:t>
+      </w:r>
+      <w:proofErr w:type="spellEnd"/>
+      <w:r>
+        <w:rPr>
+          <w:rFonts w:ascii="Times New Roman" w:hAnsi="Times New Roman" w:cs="Times New Roman"/>
+        </w:rPr>
+        <w:t xml:space="preserve"> </w:t>
+      </w:r>
+      <w:r>
+        <w:rPr>
+          <w:rFonts w:ascii="Times New Roman" w:hAnsi="Times New Roman" w:cs="Times New Roman"/>
+        </w:rPr>
+        <w:t>-</w:t>
+      </w:r>
+      <w:r>
+        <w:rPr>
+          <w:rFonts w:ascii="Times New Roman" w:hAnsi="Times New Roman" w:cs="Times New Roman"/>
+        </w:rPr>
+        <w:t xml:space="preserve"> The Maggid Series</w:t>
+      </w:r>
+    </w:p>
+    <w:p>
+      <w:pPr>
+        <w:rPr>
+          <w:rFonts w:ascii="Times New Roman" w:hAnsi="Times New Roman" w:cs="Times New Roman"/>
+        </w:rPr>
+      </w:pPr>
+      <w:r>
+        <w:rPr>
+          <w:rFonts w:ascii="Times New Roman" w:hAnsi="Times New Roman" w:cs="Times New Roman"/>
+        </w:rPr>
+        <w:t xml:space="preserve">Rabbi Noach Isaac Oelbaum </w:t>
+      </w:r>
+      <w:r>
+        <w:rPr>
+          <w:rFonts w:ascii="Times New Roman" w:hAnsi="Times New Roman" w:cs="Times New Roman"/>
+        </w:rPr>
+        <w:t>-</w:t>
+      </w:r>
+      <w:r>
+        <w:rPr>
+          <w:rFonts w:ascii="Times New Roman" w:hAnsi="Times New Roman" w:cs="Times New Roman"/>
+        </w:rPr>
+        <w:t xml:space="preserve"> </w:t>
+      </w:r>
+      <w:proofErr w:type="spellStart"/>
+      <w:r>
+        <w:rPr>
+          <w:rFonts w:ascii="Times New Roman" w:hAnsi="Times New Roman" w:cs="Times New Roman"/>
+        </w:rPr>
+        <w:t>Divrei</w:t>
+      </w:r>
+      <w:proofErr w:type="spellEnd"/>
+      <w:r>
+        <w:rPr>
+          <w:rFonts w:ascii="Times New Roman" w:hAnsi="Times New Roman" w:cs="Times New Roman"/>
+        </w:rPr>
+        <w:t xml:space="preserve"> Torah</w:t>
+      </w:r>
+    </w:p>
+    <w:p>
+      <w:pPr>
+        <w:rPr>
+          <w:rFonts w:ascii="Times New Roman" w:hAnsi="Times New Roman" w:cs="Times New Roman"/>
+        </w:rPr>
+      </w:pPr>
+      <w:r>
+        <w:rPr>
+          <w:rFonts w:ascii="Times New Roman" w:hAnsi="Times New Roman" w:cs="Times New Roman"/>
+        </w:rPr>
+        <w:t xml:space="preserve">Rabbi </w:t>
+      </w:r>
+      <w:proofErr w:type="spellStart"/>
+      <w:r>
+        <w:rPr>
+          <w:rFonts w:ascii="Times New Roman" w:hAnsi="Times New Roman" w:cs="Times New Roman"/>
+        </w:rPr>
+        <w:t>Gedalia</w:t>
+      </w:r>
+      <w:proofErr w:type="spellEnd"/>
+      <w:r>
+        <w:rPr>
+          <w:rFonts w:ascii="Times New Roman" w:hAnsi="Times New Roman" w:cs="Times New Roman"/>
+        </w:rPr>
+        <w:t xml:space="preserve"> </w:t>
+      </w:r>
+      <w:proofErr w:type="spellStart"/>
+      <w:r>
+        <w:rPr>
+          <w:rFonts w:ascii="Times New Roman" w:hAnsi="Times New Roman" w:cs="Times New Roman"/>
+        </w:rPr>
+        <w:t>Zlotowitz</w:t>
+      </w:r>
+      <w:proofErr w:type="spellEnd"/>
+      <w:r>
+        <w:rPr>
+          <w:rFonts w:ascii="Times New Roman" w:hAnsi="Times New Roman" w:cs="Times New Roman"/>
+        </w:rPr>
+        <w:t xml:space="preserve"> </w:t>
+      </w:r>
+      <w:r>
+        <w:rPr>
+          <w:rFonts w:ascii="Times New Roman" w:hAnsi="Times New Roman" w:cs="Times New Roman"/>
+        </w:rPr>
+        <w:t>-</w:t>
+      </w:r>
+      <w:r>
+        <w:rPr>
+          <w:rFonts w:ascii="Times New Roman" w:hAnsi="Times New Roman" w:cs="Times New Roman"/>
+        </w:rPr>
+        <w:t xml:space="preserve"> </w:t>
+      </w:r>
+      <w:proofErr w:type="spellStart"/>
+      <w:r>
+        <w:rPr>
+          <w:rFonts w:ascii="Times New Roman" w:hAnsi="Times New Roman" w:cs="Times New Roman"/>
+        </w:rPr>
+        <w:t>ArtScroll</w:t>
+      </w:r>
+      <w:proofErr w:type="spellEnd"/>
+      <w:r>
+        <w:rPr>
+          <w:rFonts w:ascii="Times New Roman" w:hAnsi="Times New Roman" w:cs="Times New Roman"/>
+        </w:rPr>
+        <w:t>/Mesorah</w:t>
       </w:r>
     </w:p>
     <w:sectPr>

--- a/Files/08 - Prefaces/Zeidy/Preface - Zeidy.docx
+++ b/Files/08 - Prefaces/Zeidy/Preface - Zeidy.docx
@@ -2087,42 +2087,40 @@
     </w:p>
     <w:p>
       <w:pPr>
+        <w:pBdr>
+          <w:bottom w:val="single" w:sz="6" w:space="0" w:color="auto"/>
+        </w:pBdr>
         <w:jc w:val="both"/>
         <w:rPr>
           <w:rFonts w:ascii="Times New Roman" w:hAnsi="Times New Roman" w:cs="Times New Roman"/>
         </w:rPr>
       </w:pPr>
-      <w:r>
-        <w:rPr>
-          <w:rFonts w:ascii="Times New Roman" w:hAnsi="Times New Roman" w:cs="Times New Roman"/>
-        </w:rPr>
-        <w:lastRenderedPageBreak/>
-        <w:t>I would like to acknowledge permission graciously extended by the following writers to include selections of their work in this sefer:</w:t>
-      </w:r>
     </w:p>
     <w:p>
       <w:pPr>
-        <w:rPr>
-          <w:rFonts w:ascii="Times New Roman" w:hAnsi="Times New Roman" w:cs="Times New Roman"/>
-        </w:rPr>
-      </w:pPr>
-      <w:r>
-        <w:rPr>
-          <w:rFonts w:ascii="Times New Roman" w:hAnsi="Times New Roman" w:cs="Times New Roman"/>
-        </w:rPr>
-        <w:t xml:space="preserve">Rabbi Dovid Hoffman </w:t>
-      </w:r>
-      <w:r>
-        <w:rPr>
-          <w:rFonts w:ascii="Times New Roman" w:hAnsi="Times New Roman" w:cs="Times New Roman"/>
-        </w:rPr>
-        <w:t>-</w:t>
-      </w:r>
-      <w:r>
-        <w:rPr>
-          <w:rFonts w:ascii="Times New Roman" w:hAnsi="Times New Roman" w:cs="Times New Roman"/>
-        </w:rPr>
-        <w:t xml:space="preserve"> Torah </w:t>
+        <w:jc w:val="both"/>
+        <w:rPr>
+          <w:rFonts w:ascii="Times New Roman" w:hAnsi="Times New Roman" w:cs="Times New Roman"/>
+        </w:rPr>
+      </w:pPr>
+      <w:r>
+        <w:rPr>
+          <w:rFonts w:ascii="Times New Roman" w:hAnsi="Times New Roman" w:cs="Times New Roman"/>
+        </w:rPr>
+        <w:t>I would like to acknowledge permission graciously extended by the following writers to include selections of their work in this sefer:</w:t>
+      </w:r>
+    </w:p>
+    <w:p>
+      <w:pPr>
+        <w:rPr>
+          <w:rFonts w:ascii="Times New Roman" w:hAnsi="Times New Roman" w:cs="Times New Roman"/>
+        </w:rPr>
+      </w:pPr>
+      <w:r>
+        <w:rPr>
+          <w:rFonts w:ascii="Times New Roman" w:hAnsi="Times New Roman" w:cs="Times New Roman"/>
+        </w:rPr>
+        <w:t xml:space="preserve">Rabbi Dovid Hoffman - Torah </w:t>
       </w:r>
       <w:proofErr w:type="spellStart"/>
       <w:r>

--- a/Files/08 - Prefaces/Zeidy/Preface - Zeidy.docx
+++ b/Files/08 - Prefaces/Zeidy/Preface - Zeidy.docx
@@ -1201,6 +1201,7 @@
     </w:p>
     <w:p>
       <w:pPr>
+        <w:jc w:val="both"/>
         <w:rPr>
           <w:rFonts w:ascii="Times New Roman" w:hAnsi="Times New Roman" w:cs="Times New Roman"/>
         </w:rPr>
@@ -2088,7 +2089,7 @@
     <w:p>
       <w:pPr>
         <w:pBdr>
-          <w:bottom w:val="single" w:sz="6" w:space="0" w:color="auto"/>
+          <w:bottom w:val="single" w:sz="6" w:space="1" w:color="auto"/>
         </w:pBdr>
         <w:jc w:val="both"/>
         <w:rPr>
@@ -2314,6 +2315,20 @@
         </w:rPr>
         <w:t>/Mesorah</w:t>
       </w:r>
+    </w:p>
+    <w:p>
+      <w:pPr>
+        <w:rPr>
+          <w:rFonts w:ascii="Times New Roman" w:hAnsi="Times New Roman" w:cs="Times New Roman"/>
+        </w:rPr>
+      </w:pPr>
+    </w:p>
+    <w:p>
+      <w:pPr>
+        <w:rPr>
+          <w:rFonts w:ascii="Times New Roman" w:hAnsi="Times New Roman" w:cs="Times New Roman"/>
+        </w:rPr>
+      </w:pPr>
     </w:p>
     <w:sectPr>
       <w:pgSz w:w="12240" w:h="15840"/>

--- a/Files/08 - Prefaces/Zeidy/Preface - Zeidy.docx
+++ b/Files/08 - Prefaces/Zeidy/Preface - Zeidy.docx
@@ -690,7 +690,7 @@
           <w:rFonts w:ascii="Times New Roman" w:hAnsi="Times New Roman" w:cs="Times New Roman"/>
           <w:rtl/>
         </w:rPr>
-        <w:t>"</w:t>
+        <w:t>״</w:t>
       </w:r>
       <w:r>
         <w:rPr>
@@ -789,7 +789,7 @@
         <w:rPr>
           <w:rFonts w:ascii="Times New Roman" w:hAnsi="Times New Roman" w:cs="Times New Roman"/>
         </w:rPr>
-        <w:t>. His</w:t>
+        <w:t xml:space="preserve">. His </w:t>
       </w:r>
       <w:r>
         <w:rPr>
@@ -2099,7 +2099,7 @@
     </w:p>
     <w:p>
       <w:pPr>
-        <w:jc w:val="both"/>
+        <w:jc w:val="center"/>
         <w:rPr>
           <w:rFonts w:ascii="Times New Roman" w:hAnsi="Times New Roman" w:cs="Times New Roman"/>
         </w:rPr>
@@ -2113,6 +2113,7 @@
     </w:p>
     <w:p>
       <w:pPr>
+        <w:jc w:val="center"/>
         <w:rPr>
           <w:rFonts w:ascii="Times New Roman" w:hAnsi="Times New Roman" w:cs="Times New Roman"/>
         </w:rPr>
@@ -2134,6 +2135,7 @@
     </w:p>
     <w:p>
       <w:pPr>
+        <w:jc w:val="center"/>
         <w:rPr>
           <w:rFonts w:ascii="Times New Roman" w:hAnsi="Times New Roman" w:cs="Times New Roman"/>
         </w:rPr>
@@ -2173,6 +2175,7 @@
     </w:p>
     <w:p>
       <w:pPr>
+        <w:jc w:val="center"/>
         <w:rPr>
           <w:rFonts w:ascii="Times New Roman" w:hAnsi="Times New Roman" w:cs="Times New Roman"/>
         </w:rPr>
@@ -2212,6 +2215,7 @@
     </w:p>
     <w:p>
       <w:pPr>
+        <w:jc w:val="center"/>
         <w:rPr>
           <w:rFonts w:ascii="Times New Roman" w:hAnsi="Times New Roman" w:cs="Times New Roman"/>
         </w:rPr>
@@ -2251,6 +2255,7 @@
     </w:p>
     <w:p>
       <w:pPr>
+        <w:jc w:val="center"/>
         <w:rPr>
           <w:rFonts w:ascii="Times New Roman" w:hAnsi="Times New Roman" w:cs="Times New Roman"/>
         </w:rPr>
